--- a/fixtures/example-graphic-designer/example-graphic-designer-resume-letter.docx
+++ b/fixtures/example-graphic-designer/example-graphic-designer-resume-letter.docx
@@ -78,7 +78,7 @@
         <w:rPr>
           <w:rtl w:val="0"/>
         </w:rPr>
-        <w:t xml:space="preserve">Graphic designer with five years of brand, packaging and campaign work for food and beverage clients. Comfortable taking a project from first sketch to print-ready files and working closely with copywriters.</w:t>
+        <w:t xml:space="preserve">Graphic designer with six years of brand, packaging and campaign work for food and beverage clients. Comfortable taking a project from first sketch to print-ready files and working closely with copywriters.</w:t>
       </w:r>
     </w:p>
     <w:p>
@@ -272,7 +272,7 @@
           <w:iCs w:val="1"/>
           <w:rtl w:val="0"/>
         </w:rPr>
-        <w:t xml:space="preserve">Lone Oak Brewing Company</w:t>
+        <w:t xml:space="preserve">Rattlebrush Brewing Company</w:t>
       </w:r>
       <w:r>
         <w:rPr>
@@ -327,7 +327,7 @@
         <w:rPr>
           <w:rtl w:val="0"/>
         </w:rPr>
-        <w:t xml:space="preserve">Prepared print files for three vendors and caught a color profile error that would have reprinted 40,000 labels</w:t>
+        <w:t xml:space="preserve">Prepared print files for three vendors and caught a color profile error that would have meant reprinting 40,000 labels</w:t>
       </w:r>
     </w:p>
     <w:p>
@@ -379,7 +379,7 @@
           <w:bCs w:val="1"/>
           <w:rtl w:val="0"/>
         </w:rPr>
-        <w:t xml:space="preserve">Hill Country University</w:t>
+        <w:t xml:space="preserve">Mesquite Hollow University</w:t>
       </w:r>
       <w:r>
         <w:rPr>

--- a/fixtures/example-graphic-designer/example-graphic-designer-resume-letter.docx
+++ b/fixtures/example-graphic-designer/example-graphic-designer-resume-letter.docx
@@ -31,7 +31,7 @@
           <w:rPr>
             <w:rtl w:val="0"/>
           </w:rPr>
-          <w:t xml:space="preserve">sofia.marquez@email.com</w:t>
+          <w:t xml:space="preserve">sofia.marquez@example.com</w:t>
         </w:r>
       </w:hyperlink>
       <w:r>
